--- a/mathematical_algorithms_of_geometry_in_cryptography/docs/reports/6/11/Ковалев Д.П. - Л№6.docx
+++ b/mathematical_algorithms_of_geometry_in_cryptography/docs/reports/6/11/Ковалев Д.П. - Л№6.docx
@@ -630,7 +630,6 @@
           <w:b/>
           <w:sz w:val="28"/>
           <w:szCs w:val="28"/>
-          <w:lang w:val="en-GB"/>
         </w:rPr>
       </w:pPr>
       <w:r>
@@ -648,7 +647,6 @@
           <w:b/>
           <w:sz w:val="28"/>
           <w:szCs w:val="28"/>
-          <w:lang w:val="en-US"/>
         </w:rPr>
         <w:t xml:space="preserve">: </w:t>
       </w:r>
@@ -808,6 +806,7 @@
       <w:r>
         <w:rPr>
           <w:rFonts w:ascii="Times New Roman" w:hAnsi="Times New Roman" w:cs="Times New Roman"/>
+          <w:noProof/>
           <w:sz w:val="28"/>
           <w:szCs w:val="28"/>
         </w:rPr>
@@ -914,6 +913,7 @@
       <w:r>
         <w:rPr>
           <w:rFonts w:ascii="Times New Roman" w:hAnsi="Times New Roman" w:cs="Times New Roman"/>
+          <w:noProof/>
           <w:sz w:val="28"/>
           <w:szCs w:val="28"/>
         </w:rPr>
@@ -985,6 +985,240 @@
           <w:szCs w:val="28"/>
         </w:rPr>
       </w:pPr>
+      <w:r>
+        <w:rPr>
+          <w:rFonts w:ascii="Times New Roman" w:hAnsi="Times New Roman" w:cs="Times New Roman"/>
+          <w:noProof/>
+          <w:sz w:val="28"/>
+          <w:szCs w:val="28"/>
+        </w:rPr>
+        <w:lastRenderedPageBreak/>
+        <w:drawing>
+          <wp:inline distT="0" distB="0" distL="0" distR="0" wp14:anchorId="4C164D81" wp14:editId="5BBAB30C">
+            <wp:extent cx="5119144" cy="6825343"/>
+            <wp:effectExtent l="0" t="0" r="0" b="0"/>
+            <wp:docPr id="444717015" name="Рисунок 3"/>
+            <wp:cNvGraphicFramePr>
+              <a:graphicFrameLocks xmlns:a="http://schemas.openxmlformats.org/drawingml/2006/main" noChangeAspect="1"/>
+            </wp:cNvGraphicFramePr>
+            <a:graphic xmlns:a="http://schemas.openxmlformats.org/drawingml/2006/main">
+              <a:graphicData uri="http://schemas.openxmlformats.org/drawingml/2006/picture">
+                <pic:pic xmlns:pic="http://schemas.openxmlformats.org/drawingml/2006/picture">
+                  <pic:nvPicPr>
+                    <pic:cNvPr id="444717015" name="Рисунок 444717015"/>
+                    <pic:cNvPicPr/>
+                  </pic:nvPicPr>
+                  <pic:blipFill>
+                    <a:blip r:embed="rId8">
+                      <a:extLst>
+                        <a:ext uri="{28A0092B-C50C-407E-A947-70E740481C1C}">
+                          <a14:useLocalDpi xmlns:a14="http://schemas.microsoft.com/office/drawing/2010/main" val="0"/>
+                        </a:ext>
+                      </a:extLst>
+                    </a:blip>
+                    <a:stretch>
+                      <a:fillRect/>
+                    </a:stretch>
+                  </pic:blipFill>
+                  <pic:spPr>
+                    <a:xfrm>
+                      <a:off x="0" y="0"/>
+                      <a:ext cx="5123718" cy="6831442"/>
+                    </a:xfrm>
+                    <a:prstGeom prst="rect">
+                      <a:avLst/>
+                    </a:prstGeom>
+                  </pic:spPr>
+                </pic:pic>
+              </a:graphicData>
+            </a:graphic>
+          </wp:inline>
+        </w:drawing>
+      </w:r>
+    </w:p>
+    <w:p>
+      <w:pPr>
+        <w:spacing w:after="0" w:line="360" w:lineRule="auto"/>
+        <w:ind w:firstLine="709"/>
+        <w:jc w:val="center"/>
+        <w:rPr>
+          <w:rFonts w:ascii="Times New Roman" w:hAnsi="Times New Roman" w:cs="Times New Roman"/>
+          <w:sz w:val="28"/>
+          <w:szCs w:val="28"/>
+        </w:rPr>
+      </w:pPr>
+      <w:r>
+        <w:rPr>
+          <w:rFonts w:ascii="Times New Roman" w:hAnsi="Times New Roman" w:cs="Times New Roman"/>
+          <w:sz w:val="28"/>
+          <w:szCs w:val="28"/>
+        </w:rPr>
+        <w:t>Рисунок 3 – Ручная отработка</w:t>
+      </w:r>
+    </w:p>
+    <w:p>
+      <w:pPr>
+        <w:spacing w:after="0" w:line="360" w:lineRule="auto"/>
+        <w:ind w:firstLine="709"/>
+        <w:jc w:val="center"/>
+        <w:rPr>
+          <w:rFonts w:ascii="Times New Roman" w:hAnsi="Times New Roman" w:cs="Times New Roman"/>
+          <w:sz w:val="28"/>
+          <w:szCs w:val="28"/>
+        </w:rPr>
+      </w:pPr>
+      <w:r>
+        <w:rPr>
+          <w:rFonts w:ascii="Times New Roman" w:hAnsi="Times New Roman" w:cs="Times New Roman"/>
+          <w:noProof/>
+          <w:sz w:val="28"/>
+          <w:szCs w:val="28"/>
+        </w:rPr>
+        <w:lastRenderedPageBreak/>
+        <w:drawing>
+          <wp:inline distT="0" distB="0" distL="0" distR="0" wp14:anchorId="6538868E" wp14:editId="5C9C1D1A">
+            <wp:extent cx="5233447" cy="6977743"/>
+            <wp:effectExtent l="0" t="0" r="0" b="0"/>
+            <wp:docPr id="1337256299" name="Рисунок 4"/>
+            <wp:cNvGraphicFramePr>
+              <a:graphicFrameLocks xmlns:a="http://schemas.openxmlformats.org/drawingml/2006/main" noChangeAspect="1"/>
+            </wp:cNvGraphicFramePr>
+            <a:graphic xmlns:a="http://schemas.openxmlformats.org/drawingml/2006/main">
+              <a:graphicData uri="http://schemas.openxmlformats.org/drawingml/2006/picture">
+                <pic:pic xmlns:pic="http://schemas.openxmlformats.org/drawingml/2006/picture">
+                  <pic:nvPicPr>
+                    <pic:cNvPr id="1337256299" name="Рисунок 1337256299"/>
+                    <pic:cNvPicPr/>
+                  </pic:nvPicPr>
+                  <pic:blipFill>
+                    <a:blip r:embed="rId9">
+                      <a:extLst>
+                        <a:ext uri="{28A0092B-C50C-407E-A947-70E740481C1C}">
+                          <a14:useLocalDpi xmlns:a14="http://schemas.microsoft.com/office/drawing/2010/main" val="0"/>
+                        </a:ext>
+                      </a:extLst>
+                    </a:blip>
+                    <a:stretch>
+                      <a:fillRect/>
+                    </a:stretch>
+                  </pic:blipFill>
+                  <pic:spPr>
+                    <a:xfrm>
+                      <a:off x="0" y="0"/>
+                      <a:ext cx="5242611" cy="6989961"/>
+                    </a:xfrm>
+                    <a:prstGeom prst="rect">
+                      <a:avLst/>
+                    </a:prstGeom>
+                  </pic:spPr>
+                </pic:pic>
+              </a:graphicData>
+            </a:graphic>
+          </wp:inline>
+        </w:drawing>
+      </w:r>
+    </w:p>
+    <w:p>
+      <w:pPr>
+        <w:spacing w:after="0" w:line="360" w:lineRule="auto"/>
+        <w:ind w:firstLine="709"/>
+        <w:jc w:val="center"/>
+        <w:rPr>
+          <w:rFonts w:ascii="Times New Roman" w:hAnsi="Times New Roman" w:cs="Times New Roman"/>
+          <w:sz w:val="28"/>
+          <w:szCs w:val="28"/>
+        </w:rPr>
+      </w:pPr>
+      <w:r>
+        <w:rPr>
+          <w:rFonts w:ascii="Times New Roman" w:hAnsi="Times New Roman" w:cs="Times New Roman"/>
+          <w:sz w:val="28"/>
+          <w:szCs w:val="28"/>
+        </w:rPr>
+        <w:t>Рисунок 4 – Ручная отработка</w:t>
+      </w:r>
+    </w:p>
+    <w:p>
+      <w:pPr>
+        <w:spacing w:after="0" w:line="360" w:lineRule="auto"/>
+        <w:ind w:firstLine="709"/>
+        <w:jc w:val="center"/>
+        <w:rPr>
+          <w:rFonts w:ascii="Times New Roman" w:hAnsi="Times New Roman" w:cs="Times New Roman"/>
+          <w:sz w:val="28"/>
+          <w:szCs w:val="28"/>
+        </w:rPr>
+      </w:pPr>
+      <w:r>
+        <w:rPr>
+          <w:rFonts w:ascii="Times New Roman" w:hAnsi="Times New Roman" w:cs="Times New Roman"/>
+          <w:noProof/>
+          <w:sz w:val="28"/>
+          <w:szCs w:val="28"/>
+        </w:rPr>
+        <w:lastRenderedPageBreak/>
+        <w:drawing>
+          <wp:inline distT="0" distB="0" distL="0" distR="0" wp14:anchorId="6498495B" wp14:editId="115AAB5E">
+            <wp:extent cx="5102815" cy="6803572"/>
+            <wp:effectExtent l="0" t="0" r="3175" b="3810"/>
+            <wp:docPr id="1459984553" name="Рисунок 5"/>
+            <wp:cNvGraphicFramePr>
+              <a:graphicFrameLocks xmlns:a="http://schemas.openxmlformats.org/drawingml/2006/main" noChangeAspect="1"/>
+            </wp:cNvGraphicFramePr>
+            <a:graphic xmlns:a="http://schemas.openxmlformats.org/drawingml/2006/main">
+              <a:graphicData uri="http://schemas.openxmlformats.org/drawingml/2006/picture">
+                <pic:pic xmlns:pic="http://schemas.openxmlformats.org/drawingml/2006/picture">
+                  <pic:nvPicPr>
+                    <pic:cNvPr id="1459984553" name="Рисунок 1459984553"/>
+                    <pic:cNvPicPr/>
+                  </pic:nvPicPr>
+                  <pic:blipFill>
+                    <a:blip r:embed="rId10">
+                      <a:extLst>
+                        <a:ext uri="{28A0092B-C50C-407E-A947-70E740481C1C}">
+                          <a14:useLocalDpi xmlns:a14="http://schemas.microsoft.com/office/drawing/2010/main" val="0"/>
+                        </a:ext>
+                      </a:extLst>
+                    </a:blip>
+                    <a:stretch>
+                      <a:fillRect/>
+                    </a:stretch>
+                  </pic:blipFill>
+                  <pic:spPr>
+                    <a:xfrm>
+                      <a:off x="0" y="0"/>
+                      <a:ext cx="5114338" cy="6818936"/>
+                    </a:xfrm>
+                    <a:prstGeom prst="rect">
+                      <a:avLst/>
+                    </a:prstGeom>
+                  </pic:spPr>
+                </pic:pic>
+              </a:graphicData>
+            </a:graphic>
+          </wp:inline>
+        </w:drawing>
+      </w:r>
+    </w:p>
+    <w:p>
+      <w:pPr>
+        <w:spacing w:after="0" w:line="360" w:lineRule="auto"/>
+        <w:ind w:firstLine="709"/>
+        <w:jc w:val="center"/>
+        <w:rPr>
+          <w:rFonts w:ascii="Times New Roman" w:hAnsi="Times New Roman" w:cs="Times New Roman"/>
+          <w:sz w:val="28"/>
+          <w:szCs w:val="28"/>
+        </w:rPr>
+      </w:pPr>
+      <w:r>
+        <w:rPr>
+          <w:rFonts w:ascii="Times New Roman" w:hAnsi="Times New Roman" w:cs="Times New Roman"/>
+          <w:sz w:val="28"/>
+          <w:szCs w:val="28"/>
+        </w:rPr>
+        <w:t>Рисунок 5 – Ручная отработка</w:t>
+      </w:r>
     </w:p>
     <w:p>
       <w:pPr>
@@ -1049,8 +1283,6 @@
     <w:p>
       <w:pPr>
         <w:spacing w:after="0" w:line="360" w:lineRule="auto"/>
-        <w:ind w:firstLine="709"/>
-        <w:jc w:val="center"/>
         <w:rPr>
           <w:rFonts w:ascii="Times New Roman" w:hAnsi="Times New Roman" w:cs="Times New Roman"/>
           <w:sz w:val="28"/>
@@ -1065,10 +1297,24 @@
         <w:jc w:val="center"/>
         <w:rPr>
           <w:rFonts w:ascii="Times New Roman" w:hAnsi="Times New Roman" w:cs="Times New Roman"/>
+          <w:b/>
+          <w:bCs/>
           <w:sz w:val="28"/>
           <w:szCs w:val="28"/>
+          <w:lang w:val="en-US"/>
         </w:rPr>
       </w:pPr>
+      <w:r>
+        <w:rPr>
+          <w:rFonts w:ascii="Times New Roman" w:hAnsi="Times New Roman" w:cs="Times New Roman"/>
+          <w:b/>
+          <w:bCs/>
+          <w:sz w:val="28"/>
+          <w:szCs w:val="28"/>
+        </w:rPr>
+        <w:lastRenderedPageBreak/>
+        <w:t>Листинг</w:t>
+      </w:r>
     </w:p>
     <w:p>
       <w:pPr>
@@ -1077,47 +1323,11 @@
         <w:jc w:val="center"/>
         <w:rPr>
           <w:rFonts w:ascii="Times New Roman" w:hAnsi="Times New Roman" w:cs="Times New Roman"/>
-          <w:sz w:val="28"/>
-          <w:szCs w:val="28"/>
-        </w:rPr>
-      </w:pPr>
-    </w:p>
-    <w:p>
-      <w:pPr>
-        <w:spacing w:after="0" w:line="360" w:lineRule="auto"/>
-        <w:ind w:firstLine="709"/>
-        <w:jc w:val="center"/>
-        <w:rPr>
-          <w:rFonts w:ascii="Times New Roman" w:hAnsi="Times New Roman" w:cs="Times New Roman"/>
           <w:b/>
           <w:bCs/>
           <w:sz w:val="28"/>
           <w:szCs w:val="28"/>
-        </w:rPr>
-      </w:pPr>
-      <w:r>
-        <w:rPr>
-          <w:rFonts w:ascii="Times New Roman" w:hAnsi="Times New Roman" w:cs="Times New Roman"/>
-          <w:b/>
-          <w:bCs/>
-          <w:sz w:val="28"/>
-          <w:szCs w:val="28"/>
-        </w:rPr>
-        <w:lastRenderedPageBreak/>
-        <w:t>Листинг</w:t>
-      </w:r>
-    </w:p>
-    <w:p>
-      <w:pPr>
-        <w:spacing w:after="0" w:line="360" w:lineRule="auto"/>
-        <w:ind w:firstLine="709"/>
-        <w:jc w:val="center"/>
-        <w:rPr>
-          <w:rFonts w:ascii="Times New Roman" w:hAnsi="Times New Roman" w:cs="Times New Roman"/>
-          <w:b/>
-          <w:bCs/>
-          <w:sz w:val="28"/>
-          <w:szCs w:val="28"/>
+          <w:lang w:val="en-US"/>
         </w:rPr>
       </w:pPr>
     </w:p>
@@ -1128,6 +1338,7 @@
         <w:rPr>
           <w:rFonts w:ascii="Courier New" w:hAnsi="Courier New" w:cs="Courier New"/>
           <w:sz w:val="24"/>
+          <w:lang w:val="en-US"/>
         </w:rPr>
       </w:pPr>
       <w:r>
@@ -1235,7 +1446,25 @@
           <w:lang w:val="en-US"/>
         </w:rPr>
         <w:br/>
-        <w:t xml:space="preserve">    CurveGenerationError,</w:t>
+        <w:t xml:space="preserve">    </w:t>
+      </w:r>
+      <w:proofErr w:type="spellStart"/>
+      <w:r>
+        <w:rPr>
+          <w:rFonts w:ascii="Courier New" w:hAnsi="Courier New" w:cs="Courier New"/>
+          <w:sz w:val="24"/>
+          <w:lang w:val="en-US"/>
+        </w:rPr>
+        <w:t>CurveGenerationError</w:t>
+      </w:r>
+      <w:proofErr w:type="spellEnd"/>
+      <w:r>
+        <w:rPr>
+          <w:rFonts w:ascii="Courier New" w:hAnsi="Courier New" w:cs="Courier New"/>
+          <w:sz w:val="24"/>
+          <w:lang w:val="en-US"/>
+        </w:rPr>
+        <w:t>,</w:t>
       </w:r>
       <w:r>
         <w:rPr>
@@ -3721,7 +3950,29 @@
           <w:lang w:val="en-US"/>
         </w:rPr>
         <w:br/>
-        <w:t xml:space="preserve">            CurveGenerationError: If curve generation fails</w:t>
+        <w:t xml:space="preserve">            </w:t>
+      </w:r>
+      <w:proofErr w:type="spellStart"/>
+      <w:r>
+        <w:rPr>
+          <w:rFonts w:ascii="Courier New" w:hAnsi="Courier New" w:cs="Courier New"/>
+          <w:i/>
+          <w:iCs/>
+          <w:sz w:val="24"/>
+          <w:lang w:val="en-US"/>
+        </w:rPr>
+        <w:t>CurveGenerationError</w:t>
+      </w:r>
+      <w:proofErr w:type="spellEnd"/>
+      <w:r>
+        <w:rPr>
+          <w:rFonts w:ascii="Courier New" w:hAnsi="Courier New" w:cs="Courier New"/>
+          <w:i/>
+          <w:iCs/>
+          <w:sz w:val="24"/>
+          <w:lang w:val="en-US"/>
+        </w:rPr>
+        <w:t>: If curve generation fails</w:t>
       </w:r>
       <w:r>
         <w:rPr>
@@ -4378,7 +4629,25 @@
           <w:lang w:val="en-US"/>
         </w:rPr>
         <w:br/>
-        <w:t xml:space="preserve">            raise CurveGenerationError(msg) from e</w:t>
+        <w:t xml:space="preserve">            raise </w:t>
+      </w:r>
+      <w:proofErr w:type="spellStart"/>
+      <w:r>
+        <w:rPr>
+          <w:rFonts w:ascii="Courier New" w:hAnsi="Courier New" w:cs="Courier New"/>
+          <w:sz w:val="24"/>
+          <w:lang w:val="en-US"/>
+        </w:rPr>
+        <w:t>CurveGenerationError</w:t>
+      </w:r>
+      <w:proofErr w:type="spellEnd"/>
+      <w:r>
+        <w:rPr>
+          <w:rFonts w:ascii="Courier New" w:hAnsi="Courier New" w:cs="Courier New"/>
+          <w:sz w:val="24"/>
+          <w:lang w:val="en-US"/>
+        </w:rPr>
+        <w:t>(msg) from e</w:t>
       </w:r>
       <w:r>
         <w:rPr>
@@ -16447,15 +16716,7 @@
           <w:sz w:val="28"/>
           <w:szCs w:val="28"/>
         </w:rPr>
-        <w:t>в ходе</w:t>
-      </w:r>
-      <w:r>
-        <w:rPr>
-          <w:rFonts w:ascii="Times New Roman" w:hAnsi="Times New Roman" w:cs="Times New Roman"/>
-          <w:sz w:val="28"/>
-          <w:szCs w:val="28"/>
-        </w:rPr>
-        <w:t xml:space="preserve"> работы была реализована программа для определения порядка точки на эллиптической кривой над конечным полем. Программа позволяет вычислять порядок выбранной точки с использованием операций сложения и умножения точек</w:t>
+        <w:t>в ходе работы была реализована программа для определения порядка точки на эллиптической кривой над конечным полем. Программа позволяет вычислять порядок выбранной точки с использованием операций сложения и умножения точек</w:t>
       </w:r>
       <w:r>
         <w:rPr>
@@ -16892,6 +17153,7 @@
   <w:style w:type="character" w:default="1" w:styleId="a0">
     <w:name w:val="Default Paragraph Font"/>
     <w:uiPriority w:val="1"/>
+    <w:semiHidden/>
     <w:unhideWhenUsed/>
   </w:style>
   <w:style w:type="table" w:default="1" w:styleId="a1">
